--- a/resources/document-templates/startup-post-tech-assessment-mrl-template.docx
+++ b/resources/document-templates/startup-post-tech-assessment-mrl-template.docx
@@ -2517,6 +2517,7 @@
               </w:pBdr>
               <w:spacing w:line="275" w:lineRule="auto"/>
               <w:ind w:left="107"/>
+              <w:jc w:val="center"/>
               <w:rPr>
                 <w:b/>
                 <w:bCs/>
@@ -2611,6 +2612,7 @@
               </w:pBdr>
               <w:spacing w:line="275" w:lineRule="auto"/>
               <w:ind w:left="107"/>
+              <w:jc w:val="center"/>
               <w:rPr>
                 <w:b/>
                 <w:bCs/>
@@ -2679,6 +2681,7 @@
               </w:pBdr>
               <w:spacing w:line="275" w:lineRule="auto"/>
               <w:ind w:left="107"/>
+              <w:jc w:val="center"/>
               <w:rPr>
                 <w:b/>
                 <w:bCs/>
@@ -2747,6 +2750,7 @@
               </w:pBdr>
               <w:spacing w:line="275" w:lineRule="auto"/>
               <w:ind w:left="107"/>
+              <w:jc w:val="center"/>
               <w:rPr>
                 <w:b/>
                 <w:bCs/>
@@ -2855,6 +2859,7 @@
               </w:pBdr>
               <w:spacing w:line="275" w:lineRule="auto"/>
               <w:ind w:left="107"/>
+              <w:jc w:val="center"/>
               <w:rPr>
                 <w:b/>
                 <w:bCs/>
@@ -2923,6 +2928,7 @@
               </w:pBdr>
               <w:spacing w:line="275" w:lineRule="auto"/>
               <w:ind w:left="107"/>
+              <w:jc w:val="center"/>
               <w:rPr>
                 <w:b/>
                 <w:bCs/>
@@ -3035,6 +3041,7 @@
               </w:pBdr>
               <w:spacing w:line="275" w:lineRule="auto"/>
               <w:ind w:left="107"/>
+              <w:jc w:val="center"/>
               <w:rPr>
                 <w:b/>
                 <w:bCs/>
@@ -3103,6 +3110,7 @@
               </w:pBdr>
               <w:spacing w:line="275" w:lineRule="auto"/>
               <w:ind w:left="107"/>
+              <w:jc w:val="center"/>
               <w:rPr>
                 <w:b/>
                 <w:bCs/>
@@ -4082,7 +4090,7 @@
             </wp:anchor>
           </w:drawing>
         </mc:Choice>
-        <mc:Fallback xmlns:sl="http://schemas.openxmlformats.org/schemaLibrary/2006/main" xmlns:a="http://schemas.openxmlformats.org/drawingml/2006/main" xmlns:pic="http://schemas.openxmlformats.org/drawingml/2006/picture" xmlns:c="http://schemas.openxmlformats.org/drawingml/2006/chart" xmlns:lc="http://schemas.openxmlformats.org/drawingml/2006/lockedCanvas" xmlns:dgm="http://schemas.openxmlformats.org/drawingml/2006/diagram" xmlns="http://schemas.microsoft.com/office/tasks/2019/documenttasks" xmlns:cr="http://schemas.microsoft.com/office/comments/2020/reactions">
+        <mc:Fallback xmlns:cr="http://schemas.microsoft.com/office/comments/2020/reactions" xmlns="http://schemas.microsoft.com/office/tasks/2019/documenttasks" xmlns:dgm="http://schemas.openxmlformats.org/drawingml/2006/diagram" xmlns:lc="http://schemas.openxmlformats.org/drawingml/2006/lockedCanvas" xmlns:c="http://schemas.openxmlformats.org/drawingml/2006/chart" xmlns:pic="http://schemas.openxmlformats.org/drawingml/2006/picture" xmlns:a="http://schemas.openxmlformats.org/drawingml/2006/main" xmlns:sl="http://schemas.openxmlformats.org/schemaLibrary/2006/main">
           <w:drawing>
             <wp:anchor allowOverlap="1" behindDoc="1" distB="0" distT="0" distL="0" distR="0" hidden="0" layoutInCell="1" locked="0" relativeHeight="0" simplePos="0">
               <wp:simplePos x="0" y="0"/>
@@ -5299,28 +5307,28 @@
 </file>
 
 <file path=customXml/item1.xml><?xml version="1.0" encoding="utf-8"?>
-<b:Sources xmlns:b="http://schemas.openxmlformats.org/officeDocument/2006/bibliography" xmlns="http://schemas.openxmlformats.org/officeDocument/2006/bibliography" SelectedStyle="\APASixthEditionOfficeOnline.xsl" StyleName="APA" Version="6"/>
-</file>
-
-<file path=customXml/item2.xml><?xml version="1.0" encoding="utf-8"?>
 <go:gDocsCustomXmlDataStorage xmlns:go="http://customooxmlschemas.google.com/" xmlns:r="http://schemas.openxmlformats.org/officeDocument/2006/relationships" uri="GoogleDocsCustomDataVersion2">
   <go:docsCustomData xmlns:go="http://customooxmlschemas.google.com/" roundtripDataSignature="AMtx7miQr7p3od7T+x3TNtjN7cs6o/5q6g==">CgMxLjA4AHIhMWdDV2tacU9INTk0a1YzRDBlN091V05FeDh2NmpDSTlr</go:docsCustomData>
 </go:gDocsCustomXmlDataStorage>
 </file>
 
-<file path=customXml/itemProps1.xml><?xml version="1.0" encoding="utf-8"?>
-<ds:datastoreItem xmlns:ds="http://schemas.openxmlformats.org/officeDocument/2006/customXml" ds:itemID="{72667AC0-29FB-4FD7-AF0C-D09AD73B8BCF}">
-  <ds:schemaRefs>
-    <ds:schemaRef ds:uri="http://schemas.openxmlformats.org/officeDocument/2006/bibliography"/>
-  </ds:schemaRefs>
-</ds:datastoreItem>
+<file path=customXml/item2.xml><?xml version="1.0" encoding="utf-8"?>
+<b:Sources xmlns:b="http://schemas.openxmlformats.org/officeDocument/2006/bibliography" xmlns="http://schemas.openxmlformats.org/officeDocument/2006/bibliography" SelectedStyle="\APASixthEditionOfficeOnline.xsl" StyleName="APA" Version="6"/>
 </file>
 
-<file path=customXml/itemProps2.xml><?xml version="1.0" encoding="utf-8"?>
+<file path=customXml/itemProps1.xml><?xml version="1.0" encoding="utf-8"?>
 <ds:datastoreItem xmlns:ds="http://schemas.openxmlformats.org/officeDocument/2006/customXml" ds:itemID="{11111111-1234-1234-1234-123412341234}">
   <ds:schemaRefs>
     <ds:schemaRef ds:uri="http://customooxmlschemas.google.com/"/>
     <ds:schemaRef ds:uri="http://schemas.openxmlformats.org/officeDocument/2006/relationships"/>
   </ds:schemaRefs>
 </ds:datastoreItem>
+</file>
+
+<file path=customXml/itemProps2.xml><?xml version="1.0" encoding="utf-8"?>
+<ds:datastoreItem xmlns:ds="http://schemas.openxmlformats.org/officeDocument/2006/customXml" ds:itemID="{72667AC0-29FB-4FD7-AF0C-D09AD73B8BCF}">
+  <ds:schemaRefs>
+    <ds:schemaRef ds:uri="http://schemas.openxmlformats.org/officeDocument/2006/bibliography"/>
+  </ds:schemaRefs>
+</ds:datastoreItem>
 </file>
--- a/resources/document-templates/startup-post-tech-assessment-mrl-template.docx
+++ b/resources/document-templates/startup-post-tech-assessment-mrl-template.docx
@@ -3194,6 +3194,14 @@
     </w:p>
     <w:p>
       <w:pPr>
+        <w:spacing w:after="0"/>
+      </w:pPr>
+      <w:r>
+        <w:t>${sig_slot_1}</w:t>
+      </w:r>
+    </w:p>
+    <w:p>
+      <w:pPr>
         <w:pBdr>
           <w:top w:val="nil"/>
           <w:left w:val="nil"/>
@@ -3213,7 +3221,7 @@
           <w:sz w:val="24"/>
           <w:szCs w:val="24"/>
         </w:rPr>
-        <w:t>Evaluated by:</w:t>
+        <w:t xml:space="preserve">${evaluated_by_label}</w:t>
       </w:r>
       <w:r>
         <w:rPr>
@@ -3329,6 +3337,38 @@
           <w:right w:val="nil"/>
           <w:between w:val="nil"/>
         </w:pBdr>
+        <w:rPr>
+          <w:color w:val="000000"/>
+          <w:sz w:val="24"/>
+          <w:szCs w:val="24"/>
+        </w:rPr>
+      </w:pPr>
+    </w:p>
+    <w:p>
+      <w:pPr>
+        <w:spacing w:after="0"/>
+      </w:pPr>
+      <w:r>
+        <w:t>${/sig_slot_1}</w:t>
+      </w:r>
+    </w:p>
+    <w:p>
+      <w:pPr>
+        <w:spacing w:after="0"/>
+      </w:pPr>
+      <w:r>
+        <w:t>${sig_slot_2}</w:t>
+      </w:r>
+    </w:p>
+    <w:p>
+      <w:pPr>
+        <w:pBdr>
+          <w:top w:val="nil"/>
+          <w:left w:val="nil"/>
+          <w:bottom w:val="nil"/>
+          <w:right w:val="nil"/>
+          <w:between w:val="nil"/>
+        </w:pBdr>
         <w:spacing w:before="41" w:line="552" w:lineRule="auto"/>
         <w:ind w:right="4022"/>
         <w:rPr>
@@ -3343,7 +3383,7 @@
           <w:sz w:val="24"/>
           <w:szCs w:val="24"/>
         </w:rPr>
-        <w:t>Reviewed by:</w:t>
+        <w:t xml:space="preserve">${reviewed_by_label}</w:t>
       </w:r>
     </w:p>
     <w:p>
@@ -3427,6 +3467,14 @@
     </w:p>
     <w:p>
       <w:pPr>
+        <w:spacing w:after="0"/>
+      </w:pPr>
+      <w:r>
+        <w:t>${/sig_slot_2}</w:t>
+      </w:r>
+    </w:p>
+    <w:p>
+      <w:pPr>
         <w:pBdr>
           <w:top w:val="nil"/>
           <w:left w:val="nil"/>
@@ -3447,7 +3495,7 @@
           <w:sz w:val="24"/>
           <w:szCs w:val="24"/>
         </w:rPr>
-        <w:t>Noted by:</w:t>
+        <w:t xml:space="preserve">${noted_by_label}</w:t>
       </w:r>
     </w:p>
     <w:p>
@@ -3511,32 +3559,6 @@
           <w:szCs w:val="24"/>
         </w:rPr>
         <w:t>${noted_by_position_1}</w:t>
-      </w:r>
-    </w:p>
-    <w:p>
-      <w:pPr>
-        <w:pBdr>
-          <w:top w:val="nil"/>
-          <w:left w:val="nil"/>
-          <w:bottom w:val="nil"/>
-          <w:right w:val="nil"/>
-          <w:between w:val="nil"/>
-        </w:pBdr>
-        <w:spacing w:before="40"/>
-        <w:ind w:left="5760"/>
-        <w:rPr>
-          <w:color w:val="000000"/>
-          <w:sz w:val="24"/>
-          <w:szCs w:val="24"/>
-        </w:rPr>
-      </w:pPr>
-      <w:r>
-        <w:rPr>
-          <w:color w:val="000000"/>
-          <w:sz w:val="24"/>
-          <w:szCs w:val="24"/>
-        </w:rPr>
-        <w:t>${noted_by_position_2}</w:t>
       </w:r>
     </w:p>
     <w:sectPr>

--- a/resources/document-templates/startup-post-tech-assessment-mrl-template.docx
+++ b/resources/document-templates/startup-post-tech-assessment-mrl-template.docx
@@ -3482,7 +3482,7 @@
           <w:right w:val="nil"/>
           <w:between w:val="nil"/>
         </w:pBdr>
-        <w:ind w:left="5760"/>
+        <w:ind w:left="3270"/>
         <w:rPr>
           <w:color w:val="000000"/>
           <w:sz w:val="24"/>
@@ -3518,7 +3518,7 @@
     <w:p>
       <w:pPr>
         <w:pStyle w:val="Heading1"/>
-        <w:ind w:left="5760"/>
+        <w:ind w:left="3270"/>
         <w:rPr>
           <w:u w:val="none"/>
         </w:rPr>
@@ -3545,7 +3545,7 @@
           <w:between w:val="nil"/>
         </w:pBdr>
         <w:spacing w:before="44"/>
-        <w:ind w:left="5760"/>
+        <w:ind w:left="3270"/>
         <w:rPr>
           <w:color w:val="000000"/>
           <w:sz w:val="24"/>

--- a/resources/document-templates/startup-post-tech-assessment-mrl-template.docx
+++ b/resources/document-templates/startup-post-tech-assessment-mrl-template.docx
@@ -3285,6 +3285,8 @@
       </w:pPr>
       <w:r>
         <w:rPr>
+          <w:i/>
+          <w:iCs/>
           <w:color w:val="000000"/>
           <w:sz w:val="24"/>
           <w:szCs w:val="24"/>
@@ -3294,6 +3296,8 @@
       <w:proofErr w:type="spellStart"/>
       <w:r>
         <w:rPr>
+          <w:i/>
+          <w:iCs/>
           <w:color w:val="000000"/>
           <w:sz w:val="24"/>
           <w:szCs w:val="24"/>
@@ -3303,6 +3307,8 @@
       <w:proofErr w:type="spellEnd"/>
       <w:r>
         <w:rPr>
+          <w:i/>
+          <w:iCs/>
           <w:color w:val="000000"/>
           <w:sz w:val="24"/>
           <w:szCs w:val="24"/>
@@ -3423,6 +3429,8 @@
       </w:pPr>
       <w:r>
         <w:rPr>
+          <w:i/>
+          <w:iCs/>
           <w:color w:val="000000"/>
           <w:sz w:val="24"/>
           <w:szCs w:val="24"/>
@@ -3432,6 +3440,8 @@
       <w:proofErr w:type="spellStart"/>
       <w:r>
         <w:rPr>
+          <w:i/>
+          <w:iCs/>
           <w:color w:val="000000"/>
           <w:sz w:val="24"/>
           <w:szCs w:val="24"/>
@@ -3441,6 +3451,8 @@
       <w:proofErr w:type="spellEnd"/>
       <w:r>
         <w:rPr>
+          <w:i/>
+          <w:iCs/>
           <w:color w:val="000000"/>
           <w:sz w:val="24"/>
           <w:szCs w:val="24"/>
@@ -3554,6 +3566,8 @@
       </w:pPr>
       <w:r>
         <w:rPr>
+          <w:i/>
+          <w:iCs/>
           <w:color w:val="000000"/>
           <w:sz w:val="24"/>
           <w:szCs w:val="24"/>

--- a/resources/document-templates/startup-post-tech-assessment-mrl-template.docx
+++ b/resources/document-templates/startup-post-tech-assessment-mrl-template.docx
@@ -3325,7 +3325,7 @@
           <w:right w:val="nil"/>
           <w:between w:val="nil"/>
         </w:pBdr>
-        <w:spacing w:before="41" w:line="552" w:lineRule="auto"/>
+        <w:spacing w:before="41"/>
         <w:ind w:right="4022"/>
         <w:rPr>
           <w:color w:val="000000"/>

--- a/resources/document-templates/startup-post-tech-assessment-mrl-template.docx
+++ b/resources/document-templates/startup-post-tech-assessment-mrl-template.docx
@@ -3202,6 +3202,7 @@
     </w:p>
     <w:p>
       <w:pPr>
+        <w:keepNext/>
         <w:pBdr>
           <w:top w:val="nil"/>
           <w:left w:val="nil"/>
@@ -3233,6 +3234,7 @@
     </w:p>
     <w:p>
       <w:pPr>
+        <w:keepNext/>
         <w:pBdr>
           <w:top w:val="nil"/>
           <w:left w:val="nil"/>
@@ -3251,6 +3253,7 @@
     <w:p>
       <w:pPr>
         <w:pStyle w:val="Heading1"/>
+        <w:keepNext/>
         <w:rPr>
           <w:u w:val="none"/>
         </w:rPr>
@@ -3368,6 +3371,7 @@
     </w:p>
     <w:p>
       <w:pPr>
+        <w:keepNext/>
         <w:pBdr>
           <w:top w:val="nil"/>
           <w:left w:val="nil"/>
@@ -3395,6 +3399,7 @@
     <w:p>
       <w:pPr>
         <w:pStyle w:val="Heading1"/>
+        <w:keepNext/>
         <w:rPr>
           <w:u w:val="none"/>
         </w:rPr>
@@ -3487,6 +3492,7 @@
     </w:p>
     <w:p>
       <w:pPr>
+        <w:keepNext/>
         <w:pBdr>
           <w:top w:val="nil"/>
           <w:left w:val="nil"/>
@@ -3512,6 +3518,7 @@
     </w:p>
     <w:p>
       <w:pPr>
+        <w:keepNext/>
         <w:pBdr>
           <w:top w:val="nil"/>
           <w:left w:val="nil"/>
@@ -3530,6 +3537,7 @@
     <w:p>
       <w:pPr>
         <w:pStyle w:val="Heading1"/>
+        <w:keepNext/>
         <w:ind w:left="3270"/>
         <w:rPr>
           <w:u w:val="none"/>
